--- a/testing/naledi-sithole-cv.docx
+++ b/testing/naledi-sithole-cv.docx
@@ -4,11 +4,10 @@
   <w:body>
     <w:p>
       <w:pPr>
-        <w:spacing w:after="60"/>
-      </w:pPr>
-      <w:r>
-        <w:rPr>
-          <w:rFonts w:ascii="Calibri" w:cs="Calibri" w:eastAsia="Calibri" w:hAnsi="Calibri"/>
+        <w:spacing w:after="40"/>
+      </w:pPr>
+      <w:r>
+        <w:rPr>
           <w:b/>
           <w:bCs/>
           <w:sz w:val="32"/>
@@ -19,17 +18,58 @@
     </w:p>
     <w:p>
       <w:pPr>
+        <w:spacing w:after="40"/>
+      </w:pPr>
+      <w:r>
+        <w:rPr>
+          <w:color w:val="444444"/>
+          <w:sz w:val="20"/>
+          <w:szCs w:val="20"/>
+        </w:rPr>
+        <w:t xml:space="preserve">Software Developer</w:t>
+      </w:r>
+    </w:p>
+    <w:p>
+      <w:pPr>
+        <w:spacing w:after="40"/>
+      </w:pPr>
+      <w:r>
+        <w:rPr>
+          <w:color w:val="444444"/>
+          <w:sz w:val="20"/>
+          <w:szCs w:val="20"/>
+        </w:rPr>
+        <w:t xml:space="preserve">naledi.sithole@example.co.za | +27 83 555 0192 | 47 Church Street, Pretoria, Gauteng</w:t>
+      </w:r>
+    </w:p>
+    <w:p>
+      <w:pPr>
         <w:spacing w:after="60"/>
       </w:pPr>
       <w:r>
         <w:rPr>
-          <w:rFonts w:ascii="Calibri" w:cs="Calibri" w:eastAsia="Calibri" w:hAnsi="Calibri"/>
-          <w:b w:val="false"/>
-          <w:bCs w:val="false"/>
-          <w:sz w:val="22"/>
-          <w:szCs w:val="22"/>
-        </w:rPr>
-        <w:t xml:space="preserve">naledi.sithole@example.co.za</w:t>
+          <w:color w:val="444444"/>
+          <w:sz w:val="20"/>
+          <w:szCs w:val="20"/>
+        </w:rPr>
+        <w:t xml:space="preserve">ID Number: 8001015009087</w:t>
+      </w:r>
+    </w:p>
+    <w:p>
+      <w:pPr>
+        <w:pBdr>
+          <w:bottom w:val="single" w:color="999999" w:sz="6" w:space="2"/>
+        </w:pBdr>
+        <w:spacing w:after="120" w:before="240"/>
+      </w:pPr>
+      <w:r>
+        <w:rPr>
+          <w:b/>
+          <w:bCs/>
+          <w:sz w:val="24"/>
+          <w:szCs w:val="24"/>
+        </w:rPr>
+        <w:t xml:space="preserve">Profile</w:t>
       </w:r>
     </w:p>
     <w:p>
@@ -38,13 +78,41 @@
       </w:pPr>
       <w:r>
         <w:rPr>
-          <w:rFonts w:ascii="Calibri" w:cs="Calibri" w:eastAsia="Calibri" w:hAnsi="Calibri"/>
-          <w:b w:val="false"/>
-          <w:bCs w:val="false"/>
-          <w:sz w:val="22"/>
-          <w:szCs w:val="22"/>
-        </w:rPr>
-        <w:t xml:space="preserve">+27 83 555 0192</w:t>
+          <w:sz w:val="20"/>
+          <w:szCs w:val="20"/>
+        </w:rPr>
+        <w:t xml:space="preserve">Software developer with six years building and running payment and reporting systems for South African banks and insurers. Comfortable owning a service from the first commit through to production support. Known for reducing batch processing times and for writing the runbooks nobody else wanted to write.</w:t>
+      </w:r>
+    </w:p>
+    <w:p>
+      <w:pPr>
+        <w:pBdr>
+          <w:bottom w:val="single" w:color="999999" w:sz="6" w:space="2"/>
+        </w:pBdr>
+        <w:spacing w:after="120" w:before="240"/>
+      </w:pPr>
+      <w:r>
+        <w:rPr>
+          <w:b/>
+          <w:bCs/>
+          <w:sz w:val="24"/>
+          <w:szCs w:val="24"/>
+        </w:rPr>
+        <w:t xml:space="preserve">Work Experience</w:t>
+      </w:r>
+    </w:p>
+    <w:p>
+      <w:pPr>
+        <w:spacing w:after="20" w:before="120"/>
+      </w:pPr>
+      <w:r>
+        <w:rPr>
+          <w:b/>
+          <w:bCs/>
+          <w:sz w:val="20"/>
+          <w:szCs w:val="20"/>
+        </w:rPr>
+        <w:t xml:space="preserve">Senior Software Developer</w:t>
       </w:r>
     </w:p>
     <w:p>
@@ -53,13 +121,112 @@
       </w:pPr>
       <w:r>
         <w:rPr>
-          <w:rFonts w:ascii="Calibri" w:cs="Calibri" w:eastAsia="Calibri" w:hAnsi="Calibri"/>
-          <w:b w:val="false"/>
-          <w:bCs w:val="false"/>
-          <w:sz w:val="22"/>
-          <w:szCs w:val="22"/>
-        </w:rPr>
-        <w:t xml:space="preserve">47 Church Street, Sunnyside, Pretoria 0002</w:t>
+          <w:sz w:val="20"/>
+          <w:szCs w:val="20"/>
+        </w:rPr>
+        <w:t xml:space="preserve">Nedbank Group, Sandton, Gauteng | March 2023 - Present</w:t>
+      </w:r>
+    </w:p>
+    <w:p>
+      <w:pPr>
+        <w:pStyle w:val="ListParagraph"/>
+        <w:numPr>
+          <w:ilvl w:val="0"/>
+          <w:numId w:val="1"/>
+        </w:numPr>
+        <w:spacing w:after="20"/>
+      </w:pPr>
+      <w:r>
+        <w:rPr>
+          <w:sz w:val="20"/>
+          <w:szCs w:val="20"/>
+        </w:rPr>
+        <w:t xml:space="preserve">Rebuilt the daily reconciliation batch in Java and Spring Boot, cutting a four-hour run to twenty-six minutes and removing the overnight standby rota.</w:t>
+      </w:r>
+    </w:p>
+    <w:p>
+      <w:pPr>
+        <w:pStyle w:val="ListParagraph"/>
+        <w:numPr>
+          <w:ilvl w:val="0"/>
+          <w:numId w:val="1"/>
+        </w:numPr>
+        <w:spacing w:after="20"/>
+      </w:pPr>
+      <w:r>
+        <w:rPr>
+          <w:sz w:val="20"/>
+          <w:szCs w:val="20"/>
+        </w:rPr>
+        <w:t xml:space="preserve">Introduced structured logging and Prometheus metrics across eleven services, so the team could answer "is it us" without opening a database.</w:t>
+      </w:r>
+    </w:p>
+    <w:p>
+      <w:pPr>
+        <w:pStyle w:val="ListParagraph"/>
+        <w:numPr>
+          <w:ilvl w:val="0"/>
+          <w:numId w:val="1"/>
+        </w:numPr>
+        <w:spacing w:after="20"/>
+      </w:pPr>
+      <w:r>
+        <w:rPr>
+          <w:sz w:val="20"/>
+          <w:szCs w:val="20"/>
+        </w:rPr>
+        <w:t xml:space="preserve">Led a team of five engineers through the migration of three services from on-premise VMs to containers on AWS, with zero customer-visible downtime.</w:t>
+      </w:r>
+    </w:p>
+    <w:p>
+      <w:pPr>
+        <w:pStyle w:val="ListParagraph"/>
+        <w:numPr>
+          <w:ilvl w:val="0"/>
+          <w:numId w:val="1"/>
+        </w:numPr>
+        <w:spacing w:after="20"/>
+      </w:pPr>
+      <w:r>
+        <w:rPr>
+          <w:sz w:val="20"/>
+          <w:szCs w:val="20"/>
+        </w:rPr>
+        <w:t xml:space="preserve">Mentored three graduate developers through their first production release.</w:t>
+      </w:r>
+    </w:p>
+    <w:p>
+      <w:pPr>
+        <w:pStyle w:val="ListParagraph"/>
+        <w:numPr>
+          <w:ilvl w:val="0"/>
+          <w:numId w:val="1"/>
+        </w:numPr>
+        <w:spacing w:after="20"/>
+      </w:pPr>
+      <w:r>
+        <w:rPr>
+          <w:sz w:val="20"/>
+          <w:szCs w:val="20"/>
+        </w:rPr>
+        <w:t xml:space="preserve">Presented quarterly service reports to the executive committee.</w:t>
+      </w:r>
+    </w:p>
+    <w:p>
+      <w:pPr>
+        <w:pStyle w:val="ListParagraph"/>
+        <w:numPr>
+          <w:ilvl w:val="0"/>
+          <w:numId w:val="1"/>
+        </w:numPr>
+        <w:spacing w:after="20"/>
+      </w:pPr>
+      <w:r>
+        <w:rPr>
+          <w:sz w:val="20"/>
+          <w:szCs w:val="20"/>
+        </w:rPr>
+        <w:t xml:space="preserve">Managed a tooling and licensing budget of R1.2 million.</w:t>
       </w:r>
     </w:p>
     <w:p>
@@ -68,28 +235,24 @@
       </w:pPr>
       <w:r>
         <w:rPr>
-          <w:rFonts w:ascii="Calibri" w:cs="Calibri" w:eastAsia="Calibri" w:hAnsi="Calibri"/>
-          <w:b w:val="false"/>
-          <w:bCs w:val="false"/>
-          <w:sz w:val="22"/>
-          <w:szCs w:val="22"/>
-        </w:rPr>
-        <w:t xml:space="preserve">ID Number: 8001015009087</w:t>
-      </w:r>
-    </w:p>
-    <w:p>
-      <w:pPr>
-        <w:spacing w:after="80" w:before="200"/>
-      </w:pPr>
-      <w:r>
-        <w:rPr>
-          <w:rFonts w:ascii="Calibri" w:cs="Calibri" w:eastAsia="Calibri" w:hAnsi="Calibri"/>
-          <w:b/>
-          <w:bCs/>
-          <w:sz w:val="26"/>
-          <w:szCs w:val="26"/>
-        </w:rPr>
-        <w:t xml:space="preserve">Professional Summary</w:t>
+          <w:sz w:val="20"/>
+          <w:szCs w:val="20"/>
+        </w:rPr>
+        <w:t xml:space="preserve">Tech Stack: Java, Spring Boot, PostgreSQL, Docker, AWS, Prometheus, Git</w:t>
+      </w:r>
+    </w:p>
+    <w:p>
+      <w:pPr>
+        <w:spacing w:after="20" w:before="120"/>
+      </w:pPr>
+      <w:r>
+        <w:rPr>
+          <w:b/>
+          <w:bCs/>
+          <w:sz w:val="20"/>
+          <w:szCs w:val="20"/>
+        </w:rPr>
+        <w:t xml:space="preserve">Software Developer</w:t>
       </w:r>
     </w:p>
     <w:p>
@@ -98,28 +261,95 @@
       </w:pPr>
       <w:r>
         <w:rPr>
-          <w:rFonts w:ascii="Calibri" w:cs="Calibri" w:eastAsia="Calibri" w:hAnsi="Calibri"/>
-          <w:b w:val="false"/>
-          <w:bCs w:val="false"/>
-          <w:sz w:val="22"/>
-          <w:szCs w:val="22"/>
-        </w:rPr>
-        <w:t xml:space="preserve">Backend developer with eight years building payment and settlement systems in Java and PostgreSQL for South African banks.</w:t>
-      </w:r>
-    </w:p>
-    <w:p>
-      <w:pPr>
-        <w:spacing w:after="80" w:before="200"/>
-      </w:pPr>
-      <w:r>
-        <w:rPr>
-          <w:rFonts w:ascii="Calibri" w:cs="Calibri" w:eastAsia="Calibri" w:hAnsi="Calibri"/>
-          <w:b/>
-          <w:bCs/>
-          <w:sz w:val="26"/>
-          <w:szCs w:val="26"/>
-        </w:rPr>
-        <w:t xml:space="preserve">Experience</w:t>
+          <w:sz w:val="20"/>
+          <w:szCs w:val="20"/>
+        </w:rPr>
+        <w:t xml:space="preserve">Dimension Data, Midrand, Gauteng | January 2021 - February 2023</w:t>
+      </w:r>
+    </w:p>
+    <w:p>
+      <w:pPr>
+        <w:pStyle w:val="ListParagraph"/>
+        <w:numPr>
+          <w:ilvl w:val="0"/>
+          <w:numId w:val="1"/>
+        </w:numPr>
+        <w:spacing w:after="20"/>
+      </w:pPr>
+      <w:r>
+        <w:rPr>
+          <w:sz w:val="20"/>
+          <w:szCs w:val="20"/>
+        </w:rPr>
+        <w:t xml:space="preserve">Built and maintained REST APIs serving the customer portal, handling roughly 40 000 requests a day.</w:t>
+      </w:r>
+    </w:p>
+    <w:p>
+      <w:pPr>
+        <w:pStyle w:val="ListParagraph"/>
+        <w:numPr>
+          <w:ilvl w:val="0"/>
+          <w:numId w:val="1"/>
+        </w:numPr>
+        <w:spacing w:after="20"/>
+      </w:pPr>
+      <w:r>
+        <w:rPr>
+          <w:sz w:val="20"/>
+          <w:szCs w:val="20"/>
+        </w:rPr>
+        <w:t xml:space="preserve">Replaced a nightly CSV export with an event-driven feed, removing a class of support ticket entirely.</w:t>
+      </w:r>
+    </w:p>
+    <w:p>
+      <w:pPr>
+        <w:pStyle w:val="ListParagraph"/>
+        <w:numPr>
+          <w:ilvl w:val="0"/>
+          <w:numId w:val="1"/>
+        </w:numPr>
+        <w:spacing w:after="20"/>
+      </w:pPr>
+      <w:r>
+        <w:rPr>
+          <w:sz w:val="20"/>
+          <w:szCs w:val="20"/>
+        </w:rPr>
+        <w:t xml:space="preserve">Wrote the deployment pipeline the team still uses, covering build, test, and staged release.</w:t>
+      </w:r>
+    </w:p>
+    <w:p>
+      <w:pPr>
+        <w:pStyle w:val="ListParagraph"/>
+        <w:numPr>
+          <w:ilvl w:val="0"/>
+          <w:numId w:val="1"/>
+        </w:numPr>
+        <w:spacing w:after="20"/>
+      </w:pPr>
+      <w:r>
+        <w:rPr>
+          <w:sz w:val="20"/>
+          <w:szCs w:val="20"/>
+        </w:rPr>
+        <w:t xml:space="preserve">Liaised with clients across three departments to agree release windows.</w:t>
+      </w:r>
+    </w:p>
+    <w:p>
+      <w:pPr>
+        <w:pStyle w:val="ListParagraph"/>
+        <w:numPr>
+          <w:ilvl w:val="0"/>
+          <w:numId w:val="1"/>
+        </w:numPr>
+        <w:spacing w:after="20"/>
+      </w:pPr>
+      <w:r>
+        <w:rPr>
+          <w:sz w:val="20"/>
+          <w:szCs w:val="20"/>
+        </w:rPr>
+        <w:t xml:space="preserve">Worked in two-week sprints with retrospectives, as the team scrum lead.</w:t>
       </w:r>
     </w:p>
     <w:p>
@@ -128,13 +358,24 @@
       </w:pPr>
       <w:r>
         <w:rPr>
-          <w:rFonts w:ascii="Calibri" w:cs="Calibri" w:eastAsia="Calibri" w:hAnsi="Calibri"/>
-          <w:b/>
-          <w:bCs/>
-          <w:sz w:val="22"/>
-          <w:szCs w:val="22"/>
-        </w:rPr>
-        <w:t xml:space="preserve">Senior Developer, Absa Bank (2020 - present)</w:t>
+          <w:sz w:val="20"/>
+          <w:szCs w:val="20"/>
+        </w:rPr>
+        <w:t xml:space="preserve">Tech Stack: Java, Python, PostgreSQL, Jenkins, Linux, Git</w:t>
+      </w:r>
+    </w:p>
+    <w:p>
+      <w:pPr>
+        <w:spacing w:after="20" w:before="120"/>
+      </w:pPr>
+      <w:r>
+        <w:rPr>
+          <w:b/>
+          <w:bCs/>
+          <w:sz w:val="20"/>
+          <w:szCs w:val="20"/>
+        </w:rPr>
+        <w:t xml:space="preserve">Graduate Software Developer</w:t>
       </w:r>
     </w:p>
     <w:p>
@@ -143,13 +384,75 @@
       </w:pPr>
       <w:r>
         <w:rPr>
-          <w:rFonts w:ascii="Calibri" w:cs="Calibri" w:eastAsia="Calibri" w:hAnsi="Calibri"/>
-          <w:b w:val="false"/>
-          <w:bCs w:val="false"/>
-          <w:sz w:val="22"/>
-          <w:szCs w:val="22"/>
-        </w:rPr>
-        <w:t xml:space="preserve">Led a team of five engineers delivering a payments API in Java and PostgreSQL.</w:t>
+          <w:sz w:val="20"/>
+          <w:szCs w:val="20"/>
+        </w:rPr>
+        <w:t xml:space="preserve">BBD Software, Johannesburg, Gauteng | February 2019 - December 2020</w:t>
+      </w:r>
+    </w:p>
+    <w:p>
+      <w:pPr>
+        <w:pStyle w:val="ListParagraph"/>
+        <w:numPr>
+          <w:ilvl w:val="0"/>
+          <w:numId w:val="1"/>
+        </w:numPr>
+        <w:spacing w:after="20"/>
+      </w:pPr>
+      <w:r>
+        <w:rPr>
+          <w:sz w:val="20"/>
+          <w:szCs w:val="20"/>
+        </w:rPr>
+        <w:t xml:space="preserve">Worked on a claims processing system for a short-term insurer, mostly backend validation rules.</w:t>
+      </w:r>
+    </w:p>
+    <w:p>
+      <w:pPr>
+        <w:pStyle w:val="ListParagraph"/>
+        <w:numPr>
+          <w:ilvl w:val="0"/>
+          <w:numId w:val="1"/>
+        </w:numPr>
+        <w:spacing w:after="20"/>
+      </w:pPr>
+      <w:r>
+        <w:rPr>
+          <w:sz w:val="20"/>
+          <w:szCs w:val="20"/>
+        </w:rPr>
+        <w:t xml:space="preserve">Took over the regression suite when it was failing daily and got it back to green.</w:t>
+      </w:r>
+    </w:p>
+    <w:p>
+      <w:pPr>
+        <w:pBdr>
+          <w:bottom w:val="single" w:color="999999" w:sz="6" w:space="2"/>
+        </w:pBdr>
+        <w:spacing w:after="120" w:before="240"/>
+      </w:pPr>
+      <w:r>
+        <w:rPr>
+          <w:b/>
+          <w:bCs/>
+          <w:sz w:val="24"/>
+          <w:szCs w:val="24"/>
+        </w:rPr>
+        <w:t xml:space="preserve">Education</w:t>
+      </w:r>
+    </w:p>
+    <w:p>
+      <w:pPr>
+        <w:spacing w:after="20" w:before="120"/>
+      </w:pPr>
+      <w:r>
+        <w:rPr>
+          <w:b/>
+          <w:bCs/>
+          <w:sz w:val="20"/>
+          <w:szCs w:val="20"/>
+        </w:rPr>
+        <w:t xml:space="preserve">BSc Computer Science (2018)</w:t>
       </w:r>
     </w:p>
     <w:p>
@@ -158,13 +461,10 @@
       </w:pPr>
       <w:r>
         <w:rPr>
-          <w:rFonts w:ascii="Calibri" w:cs="Calibri" w:eastAsia="Calibri" w:hAnsi="Calibri"/>
-          <w:b w:val="false"/>
-          <w:bCs w:val="false"/>
-          <w:sz w:val="22"/>
-          <w:szCs w:val="22"/>
-        </w:rPr>
-        <w:t xml:space="preserve">Mentored three graduate developers through their first year.</w:t>
+          <w:sz w:val="20"/>
+          <w:szCs w:val="20"/>
+        </w:rPr>
+        <w:t xml:space="preserve">University of Pretoria - Hatfield, Pretoria</w:t>
       </w:r>
     </w:p>
     <w:p>
@@ -173,13 +473,24 @@
       </w:pPr>
       <w:r>
         <w:rPr>
-          <w:rFonts w:ascii="Calibri" w:cs="Calibri" w:eastAsia="Calibri" w:hAnsi="Calibri"/>
-          <w:b w:val="false"/>
-          <w:bCs w:val="false"/>
-          <w:sz w:val="22"/>
-          <w:szCs w:val="22"/>
-        </w:rPr>
-        <w:t xml:space="preserve">Presented to the executive committee each quarter on platform reliability.</w:t>
+          <w:sz w:val="20"/>
+          <w:szCs w:val="20"/>
+        </w:rPr>
+        <w:t xml:space="preserve">Relevant Coursework: Data Structures and Algorithms, Operating Systems, Database Systems, Computer Networks, Software Engineering</w:t>
+      </w:r>
+    </w:p>
+    <w:p>
+      <w:pPr>
+        <w:spacing w:after="20" w:before="120"/>
+      </w:pPr>
+      <w:r>
+        <w:rPr>
+          <w:b/>
+          <w:bCs/>
+          <w:sz w:val="20"/>
+          <w:szCs w:val="20"/>
+        </w:rPr>
+        <w:t xml:space="preserve">National Senior Certificate (2014)</w:t>
       </w:r>
     </w:p>
     <w:p>
@@ -188,13 +499,27 @@
       </w:pPr>
       <w:r>
         <w:rPr>
-          <w:rFonts w:ascii="Calibri" w:cs="Calibri" w:eastAsia="Calibri" w:hAnsi="Calibri"/>
-          <w:b w:val="false"/>
-          <w:bCs w:val="false"/>
-          <w:sz w:val="22"/>
-          <w:szCs w:val="22"/>
-        </w:rPr>
-        <w:t xml:space="preserve">Worked in two-week sprints with retrospectives and backlog refinement.</w:t>
+          <w:sz w:val="20"/>
+          <w:szCs w:val="20"/>
+        </w:rPr>
+        <w:t xml:space="preserve">Pretoria High School for Girls - Pretoria</w:t>
+      </w:r>
+    </w:p>
+    <w:p>
+      <w:pPr>
+        <w:pBdr>
+          <w:bottom w:val="single" w:color="999999" w:sz="6" w:space="2"/>
+        </w:pBdr>
+        <w:spacing w:after="120" w:before="240"/>
+      </w:pPr>
+      <w:r>
+        <w:rPr>
+          <w:b/>
+          <w:bCs/>
+          <w:sz w:val="24"/>
+          <w:szCs w:val="24"/>
+        </w:rPr>
+        <w:t xml:space="preserve">Skills &amp; Tools</w:t>
       </w:r>
     </w:p>
     <w:p>
@@ -203,13 +528,95 @@
       </w:pPr>
       <w:r>
         <w:rPr>
-          <w:rFonts w:ascii="Calibri" w:cs="Calibri" w:eastAsia="Calibri" w:hAnsi="Calibri"/>
-          <w:b w:val="false"/>
-          <w:bCs w:val="false"/>
-          <w:sz w:val="22"/>
-          <w:szCs w:val="22"/>
-        </w:rPr>
-        <w:t xml:space="preserve">Managed a budget of R1.2 million for the platform modernisation programme.</w:t>
+          <w:sz w:val="20"/>
+          <w:szCs w:val="20"/>
+        </w:rPr>
+        <w:t xml:space="preserve">Technical Skills:</w:t>
+      </w:r>
+    </w:p>
+    <w:p>
+      <w:pPr>
+        <w:pStyle w:val="ListParagraph"/>
+        <w:numPr>
+          <w:ilvl w:val="0"/>
+          <w:numId w:val="1"/>
+        </w:numPr>
+        <w:spacing w:after="20"/>
+      </w:pPr>
+      <w:r>
+        <w:rPr>
+          <w:sz w:val="20"/>
+          <w:szCs w:val="20"/>
+        </w:rPr>
+        <w:t xml:space="preserve">Back-End / APIs: Java, Spring Boot, Python, RESTful APIs, PostgreSQL, MySQL</w:t>
+      </w:r>
+    </w:p>
+    <w:p>
+      <w:pPr>
+        <w:pStyle w:val="ListParagraph"/>
+        <w:numPr>
+          <w:ilvl w:val="0"/>
+          <w:numId w:val="1"/>
+        </w:numPr>
+        <w:spacing w:after="20"/>
+      </w:pPr>
+      <w:r>
+        <w:rPr>
+          <w:sz w:val="20"/>
+          <w:szCs w:val="20"/>
+        </w:rPr>
+        <w:t xml:space="preserve">Front-End: React, TypeScript, HTML5, CSS3, Tailwind</w:t>
+      </w:r>
+    </w:p>
+    <w:p>
+      <w:pPr>
+        <w:pStyle w:val="ListParagraph"/>
+        <w:numPr>
+          <w:ilvl w:val="0"/>
+          <w:numId w:val="1"/>
+        </w:numPr>
+        <w:spacing w:after="20"/>
+      </w:pPr>
+      <w:r>
+        <w:rPr>
+          <w:sz w:val="20"/>
+          <w:szCs w:val="20"/>
+        </w:rPr>
+        <w:t xml:space="preserve">DevOps / Deployment: Docker, AWS (EC2, S3, RDS, Lambda), Linux, Git, CI/CD, Jenkins</w:t>
+      </w:r>
+    </w:p>
+    <w:p>
+      <w:pPr>
+        <w:pStyle w:val="ListParagraph"/>
+        <w:numPr>
+          <w:ilvl w:val="0"/>
+          <w:numId w:val="1"/>
+        </w:numPr>
+        <w:spacing w:after="20"/>
+      </w:pPr>
+      <w:r>
+        <w:rPr>
+          <w:sz w:val="20"/>
+          <w:szCs w:val="20"/>
+        </w:rPr>
+        <w:t xml:space="preserve">Monitoring: Prometheus, Grafana, structured logging</w:t>
+      </w:r>
+    </w:p>
+    <w:p>
+      <w:pPr>
+        <w:pStyle w:val="ListParagraph"/>
+        <w:numPr>
+          <w:ilvl w:val="0"/>
+          <w:numId w:val="1"/>
+        </w:numPr>
+        <w:spacing w:after="20"/>
+      </w:pPr>
+      <w:r>
+        <w:rPr>
+          <w:sz w:val="20"/>
+          <w:szCs w:val="20"/>
+        </w:rPr>
+        <w:t xml:space="preserve">Other Tools: IntelliJ IDEA, VS Code, Postman, Figma</w:t>
       </w:r>
     </w:p>
     <w:p>
@@ -218,13 +625,250 @@
       </w:pPr>
       <w:r>
         <w:rPr>
-          <w:rFonts w:ascii="Calibri" w:cs="Calibri" w:eastAsia="Calibri" w:hAnsi="Calibri"/>
-          <w:b w:val="false"/>
-          <w:bCs w:val="false"/>
-          <w:sz w:val="22"/>
-          <w:szCs w:val="22"/>
-        </w:rPr>
-        <w:t xml:space="preserve">Reduced settlement turnaround time by 40% by automating the reconciliation process.</w:t>
+          <w:sz w:val="20"/>
+          <w:szCs w:val="20"/>
+        </w:rPr>
+        <w:t xml:space="preserve">Soft Skills:</w:t>
+      </w:r>
+    </w:p>
+    <w:p>
+      <w:pPr>
+        <w:pStyle w:val="ListParagraph"/>
+        <w:numPr>
+          <w:ilvl w:val="0"/>
+          <w:numId w:val="1"/>
+        </w:numPr>
+        <w:spacing w:after="20"/>
+      </w:pPr>
+      <w:r>
+        <w:rPr>
+          <w:sz w:val="20"/>
+          <w:szCs w:val="20"/>
+        </w:rPr>
+        <w:t xml:space="preserve">Writing documentation other people actually read</w:t>
+      </w:r>
+    </w:p>
+    <w:p>
+      <w:pPr>
+        <w:pStyle w:val="ListParagraph"/>
+        <w:numPr>
+          <w:ilvl w:val="0"/>
+          <w:numId w:val="1"/>
+        </w:numPr>
+        <w:spacing w:after="20"/>
+      </w:pPr>
+      <w:r>
+        <w:rPr>
+          <w:sz w:val="20"/>
+          <w:szCs w:val="20"/>
+        </w:rPr>
+        <w:t xml:space="preserve">Mentoring and code review</w:t>
+      </w:r>
+    </w:p>
+    <w:p>
+      <w:pPr>
+        <w:pStyle w:val="ListParagraph"/>
+        <w:numPr>
+          <w:ilvl w:val="0"/>
+          <w:numId w:val="1"/>
+        </w:numPr>
+        <w:spacing w:after="20"/>
+      </w:pPr>
+      <w:r>
+        <w:rPr>
+          <w:sz w:val="20"/>
+          <w:szCs w:val="20"/>
+        </w:rPr>
+        <w:t xml:space="preserve">Incident handling and postmortems</w:t>
+      </w:r>
+    </w:p>
+    <w:p>
+      <w:pPr>
+        <w:pBdr>
+          <w:bottom w:val="single" w:color="999999" w:sz="6" w:space="2"/>
+        </w:pBdr>
+        <w:spacing w:after="120" w:before="240"/>
+      </w:pPr>
+      <w:r>
+        <w:rPr>
+          <w:b/>
+          <w:bCs/>
+          <w:sz w:val="24"/>
+          <w:szCs w:val="24"/>
+        </w:rPr>
+        <w:t xml:space="preserve">Projects &amp; Community</w:t>
+      </w:r>
+    </w:p>
+    <w:p>
+      <w:pPr>
+        <w:spacing w:after="20" w:before="120"/>
+      </w:pPr>
+      <w:r>
+        <w:rPr>
+          <w:b/>
+          <w:bCs/>
+          <w:sz w:val="20"/>
+          <w:szCs w:val="20"/>
+        </w:rPr>
+        <w:t xml:space="preserve">Open source: pgqueue</w:t>
+      </w:r>
+    </w:p>
+    <w:p>
+      <w:pPr>
+        <w:pStyle w:val="ListParagraph"/>
+        <w:numPr>
+          <w:ilvl w:val="0"/>
+          <w:numId w:val="1"/>
+        </w:numPr>
+        <w:spacing w:after="20"/>
+      </w:pPr>
+      <w:r>
+        <w:rPr>
+          <w:sz w:val="20"/>
+          <w:szCs w:val="20"/>
+        </w:rPr>
+        <w:t xml:space="preserve">Maintainer of a small PostgreSQL-backed job queue used by three South African startups.</w:t>
+      </w:r>
+    </w:p>
+    <w:p>
+      <w:pPr>
+        <w:pStyle w:val="ListParagraph"/>
+        <w:numPr>
+          <w:ilvl w:val="0"/>
+          <w:numId w:val="1"/>
+        </w:numPr>
+        <w:spacing w:after="20"/>
+      </w:pPr>
+      <w:r>
+        <w:rPr>
+          <w:sz w:val="20"/>
+          <w:szCs w:val="20"/>
+        </w:rPr>
+        <w:t xml:space="preserve">GitHub: https://github.com/pgqueue-dev/pgqueue</w:t>
+      </w:r>
+    </w:p>
+    <w:p>
+      <w:pPr>
+        <w:spacing w:after="20" w:before="120"/>
+      </w:pPr>
+      <w:r>
+        <w:rPr>
+          <w:b/>
+          <w:bCs/>
+          <w:sz w:val="20"/>
+          <w:szCs w:val="20"/>
+        </w:rPr>
+        <w:t xml:space="preserve">SAICSIT 2022 - Speaker</w:t>
+      </w:r>
+    </w:p>
+    <w:p>
+      <w:pPr>
+        <w:pStyle w:val="ListParagraph"/>
+        <w:numPr>
+          <w:ilvl w:val="0"/>
+          <w:numId w:val="1"/>
+        </w:numPr>
+        <w:spacing w:after="20"/>
+      </w:pPr>
+      <w:r>
+        <w:rPr>
+          <w:sz w:val="20"/>
+          <w:szCs w:val="20"/>
+        </w:rPr>
+        <w:t xml:space="preserve">Talk on keeping batch systems observable, delivered to roughly 120 attendees.</w:t>
+      </w:r>
+    </w:p>
+    <w:p>
+      <w:pPr>
+        <w:spacing w:after="20" w:before="120"/>
+      </w:pPr>
+      <w:r>
+        <w:rPr>
+          <w:b/>
+          <w:bCs/>
+          <w:sz w:val="20"/>
+          <w:szCs w:val="20"/>
+        </w:rPr>
+        <w:t xml:space="preserve">CodeBridge Mentorship - Volunteer</w:t>
+      </w:r>
+    </w:p>
+    <w:p>
+      <w:pPr>
+        <w:pStyle w:val="ListParagraph"/>
+        <w:numPr>
+          <w:ilvl w:val="0"/>
+          <w:numId w:val="1"/>
+        </w:numPr>
+        <w:spacing w:after="20"/>
+      </w:pPr>
+      <w:r>
+        <w:rPr>
+          <w:sz w:val="20"/>
+          <w:szCs w:val="20"/>
+        </w:rPr>
+        <w:t xml:space="preserve">Weekend mentoring for first-year computer science students, 2021 to present.</w:t>
+      </w:r>
+    </w:p>
+    <w:p>
+      <w:pPr>
+        <w:pBdr>
+          <w:bottom w:val="single" w:color="999999" w:sz="6" w:space="2"/>
+        </w:pBdr>
+        <w:spacing w:after="120" w:before="240"/>
+      </w:pPr>
+      <w:r>
+        <w:rPr>
+          <w:b/>
+          <w:bCs/>
+          <w:sz w:val="24"/>
+          <w:szCs w:val="24"/>
+        </w:rPr>
+        <w:t xml:space="preserve">Certifications</w:t>
+      </w:r>
+    </w:p>
+    <w:p>
+      <w:pPr>
+        <w:spacing w:after="20" w:before="120"/>
+      </w:pPr>
+      <w:r>
+        <w:rPr>
+          <w:b/>
+          <w:bCs/>
+          <w:sz w:val="20"/>
+          <w:szCs w:val="20"/>
+        </w:rPr>
+        <w:t xml:space="preserve">AWS Certified Solutions Architect, Associate (2023)</w:t>
+      </w:r>
+    </w:p>
+    <w:p>
+      <w:pPr>
+        <w:spacing w:after="20" w:before="120"/>
+      </w:pPr>
+      <w:r>
+        <w:rPr>
+          <w:b/>
+          <w:bCs/>
+          <w:sz w:val="20"/>
+          <w:szCs w:val="20"/>
+        </w:rPr>
+        <w:t xml:space="preserve">Oracle Certified Professional, Java SE 11 Developer (2021)</w:t>
+      </w:r>
+    </w:p>
+    <w:p>
+      <w:pPr>
+        <w:pBdr>
+          <w:bottom w:val="single" w:color="999999" w:sz="6" w:space="2"/>
+        </w:pBdr>
+        <w:spacing w:after="120" w:before="240"/>
+      </w:pPr>
+      <w:r>
+        <w:rPr>
+          <w:b/>
+          <w:bCs/>
+          <w:sz w:val="24"/>
+          <w:szCs w:val="24"/>
+        </w:rPr>
+        <w:t xml:space="preserve">References</w:t>
       </w:r>
     </w:p>
     <w:p>
@@ -233,168 +877,15 @@
       </w:pPr>
       <w:r>
         <w:rPr>
-          <w:rFonts w:ascii="Calibri" w:cs="Calibri" w:eastAsia="Calibri" w:hAnsi="Calibri"/>
-          <w:b w:val="false"/>
-          <w:bCs w:val="false"/>
-          <w:sz w:val="22"/>
-          <w:szCs w:val="22"/>
-        </w:rPr>
-        <w:t xml:space="preserve"/>
-      </w:r>
-    </w:p>
-    <w:p>
-      <w:pPr>
-        <w:spacing w:after="60"/>
-      </w:pPr>
-      <w:r>
-        <w:rPr>
-          <w:rFonts w:ascii="Calibri" w:cs="Calibri" w:eastAsia="Calibri" w:hAnsi="Calibri"/>
-          <w:b/>
-          <w:bCs/>
-          <w:sz w:val="22"/>
-          <w:szCs w:val="22"/>
-        </w:rPr>
-        <w:t xml:space="preserve">Developer, Dimension Data (2017 - 2020)</w:t>
-      </w:r>
-    </w:p>
-    <w:p>
-      <w:pPr>
-        <w:spacing w:after="60"/>
-      </w:pPr>
-      <w:r>
-        <w:rPr>
-          <w:rFonts w:ascii="Calibri" w:cs="Calibri" w:eastAsia="Calibri" w:hAnsi="Calibri"/>
-          <w:b w:val="false"/>
-          <w:bCs w:val="false"/>
-          <w:sz w:val="22"/>
-          <w:szCs w:val="22"/>
-        </w:rPr>
-        <w:t xml:space="preserve">Built internal reporting tools in Java, backed by PostgreSQL and deployed with Docker.</w:t>
-      </w:r>
-    </w:p>
-    <w:p>
-      <w:pPr>
-        <w:spacing w:after="60"/>
-      </w:pPr>
-      <w:r>
-        <w:rPr>
-          <w:rFonts w:ascii="Calibri" w:cs="Calibri" w:eastAsia="Calibri" w:hAnsi="Calibri"/>
-          <w:b w:val="false"/>
-          <w:bCs w:val="false"/>
-          <w:sz w:val="22"/>
-          <w:szCs w:val="22"/>
-        </w:rPr>
-        <w:t xml:space="preserve">Liaised with clients across three departments to gather requirements.</w:t>
-      </w:r>
-    </w:p>
-    <w:p>
-      <w:pPr>
-        <w:spacing w:after="80" w:before="200"/>
-      </w:pPr>
-      <w:r>
-        <w:rPr>
-          <w:rFonts w:ascii="Calibri" w:cs="Calibri" w:eastAsia="Calibri" w:hAnsi="Calibri"/>
-          <w:b/>
-          <w:bCs/>
-          <w:sz w:val="26"/>
-          <w:szCs w:val="26"/>
-        </w:rPr>
-        <w:t xml:space="preserve">Skills</w:t>
-      </w:r>
-    </w:p>
-    <w:p>
-      <w:pPr>
-        <w:spacing w:after="60"/>
-      </w:pPr>
-      <w:r>
-        <w:rPr>
-          <w:rFonts w:ascii="Calibri" w:cs="Calibri" w:eastAsia="Calibri" w:hAnsi="Calibri"/>
-          <w:b w:val="false"/>
-          <w:bCs w:val="false"/>
-          <w:sz w:val="22"/>
-          <w:szCs w:val="22"/>
-        </w:rPr>
-        <w:t xml:space="preserve">Java, PostgreSQL, Docker, Git, JavaScript, REST APIs, SQL</w:t>
-      </w:r>
-    </w:p>
-    <w:p>
-      <w:pPr>
-        <w:spacing w:after="80" w:before="200"/>
-      </w:pPr>
-      <w:r>
-        <w:rPr>
-          <w:rFonts w:ascii="Calibri" w:cs="Calibri" w:eastAsia="Calibri" w:hAnsi="Calibri"/>
-          <w:b/>
-          <w:bCs/>
-          <w:sz w:val="26"/>
-          <w:szCs w:val="26"/>
-        </w:rPr>
-        <w:t xml:space="preserve">Education</w:t>
-      </w:r>
-    </w:p>
-    <w:p>
-      <w:pPr>
-        <w:spacing w:after="60"/>
-      </w:pPr>
-      <w:r>
-        <w:rPr>
-          <w:rFonts w:ascii="Calibri" w:cs="Calibri" w:eastAsia="Calibri" w:hAnsi="Calibri"/>
-          <w:b w:val="false"/>
-          <w:bCs w:val="false"/>
-          <w:sz w:val="22"/>
-          <w:szCs w:val="22"/>
-        </w:rPr>
-        <w:t xml:space="preserve">BSc Computer Science, University of Pretoria (2017)</w:t>
-      </w:r>
-    </w:p>
-    <w:p>
-      <w:pPr>
-        <w:spacing w:after="80" w:before="200"/>
-      </w:pPr>
-      <w:r>
-        <w:rPr>
-          <w:rFonts w:ascii="Calibri" w:cs="Calibri" w:eastAsia="Calibri" w:hAnsi="Calibri"/>
-          <w:b/>
-          <w:bCs/>
-          <w:sz w:val="26"/>
-          <w:szCs w:val="26"/>
-        </w:rPr>
-        <w:t xml:space="preserve">References</w:t>
-      </w:r>
-    </w:p>
-    <w:p>
-      <w:pPr>
-        <w:spacing w:after="60"/>
-      </w:pPr>
-      <w:r>
-        <w:rPr>
-          <w:rFonts w:ascii="Calibri" w:cs="Calibri" w:eastAsia="Calibri" w:hAnsi="Calibri"/>
-          <w:b w:val="false"/>
-          <w:bCs w:val="false"/>
-          <w:sz w:val="22"/>
-          <w:szCs w:val="22"/>
-        </w:rPr>
-        <w:t xml:space="preserve">Employee reference number: 9912310000000</w:t>
-      </w:r>
-    </w:p>
-    <w:p>
-      <w:pPr>
-        <w:spacing w:after="60"/>
-      </w:pPr>
-      <w:r>
-        <w:rPr>
-          <w:rFonts w:ascii="Calibri" w:cs="Calibri" w:eastAsia="Calibri" w:hAnsi="Calibri"/>
-          <w:b w:val="false"/>
-          <w:bCs w:val="false"/>
-          <w:sz w:val="22"/>
-          <w:szCs w:val="22"/>
-        </w:rPr>
-        <w:t xml:space="preserve">Available on request.</w:t>
+          <w:sz w:val="20"/>
+          <w:szCs w:val="20"/>
+        </w:rPr>
+        <w:t xml:space="preserve">Available on request. Employee reference 9912310000000, Nedbank Group HR.</w:t>
       </w:r>
     </w:p>
     <w:sectPr>
       <w:pgSz w:w="11906" w:h="16838" w:orient="portrait"/>
-      <w:pgMar w:top="1440" w:right="1440" w:bottom="1440" w:left="1440" w:header="708" w:footer="708" w:gutter="0"/>
+      <w:pgMar w:top="720" w:right="900" w:bottom="720" w:left="900" w:header="708" w:footer="708" w:gutter="0"/>
       <w:pgNumType/>
       <w:docGrid w:linePitch="360"/>
     </w:sectPr>
